--- a/public/documents/HZISL_Team_Roster_and_Eligibility_2026-27.docx
+++ b/public/documents/HZISL_Team_Roster_and_Eligibility_2026-27.docx
@@ -208,7 +208,7 @@
               <w:rPr>
                 <w:sz w:val="18"/>
               </w:rPr>
-              <w:t>□ Football  □ Basketball     □ MS  □ HS     □ Boys  □ Girls</w:t>
+              <w:t>□ Football  □ Basketball  □ Volleyball     □ MS  □ HS     □ Boys  □ Girls</w:t>
             </w:r>
           </w:p>
         </w:tc>
